--- a/WebContent/docx/实体瘤86基因检测报告-单样本-三峡.docx
+++ b/WebContent/docx/实体瘤86基因检测报告-单样本-三峡.docx
@@ -109,6 +109,12 @@
             <w:insideH w:val="none" w:color="auto" w:sz="0" w:space="0"/>
             <w:insideV w:val="none" w:color="auto" w:sz="0" w:space="0"/>
           </w:tblBorders>
+          <w:tblCellMar>
+            <w:top w:w="0" w:type="dxa"/>
+            <w:left w:w="108" w:type="dxa"/>
+            <w:bottom w:w="0" w:type="dxa"/>
+            <w:right w:w="108" w:type="dxa"/>
+          </w:tblCellMar>
         </w:tblPrEx>
         <w:trPr>
           <w:trHeight w:val="567" w:hRule="atLeast"/>
@@ -2313,8 +2319,8 @@
           <w:shd w:val="clear" w:color="auto" w:fill="17365D"/>
         </w:rPr>
       </w:pPr>
-      <w:bookmarkStart w:id="0" w:name="_Toc527112379"/>
-      <w:bookmarkStart w:id="1" w:name="_Toc534637492"/>
+      <w:bookmarkStart w:id="0" w:name="_Toc534637492"/>
+      <w:bookmarkStart w:id="1" w:name="_Toc527112379"/>
       <w:bookmarkStart w:id="2" w:name="_Toc526855031"/>
       <w:r>
         <w:rPr>
@@ -2392,7 +2398,6 @@
             <w:insideH w:val="single" w:color="243F61" w:themeColor="accent1" w:themeShade="7F" w:sz="6" w:space="0"/>
             <w:insideV w:val="single" w:color="243F61" w:themeColor="accent1" w:themeShade="7F" w:sz="6" w:space="0"/>
           </w:tblBorders>
-          <w:shd w:val="clear" w:color="auto" w:fill="auto"/>
           <w:tblCellMar>
             <w:top w:w="0" w:type="dxa"/>
             <w:left w:w="0" w:type="dxa"/>
@@ -2519,7 +2524,6 @@
             <w:insideH w:val="single" w:color="243F61" w:themeColor="accent1" w:themeShade="7F" w:sz="6" w:space="0"/>
             <w:insideV w:val="single" w:color="243F61" w:themeColor="accent1" w:themeShade="7F" w:sz="6" w:space="0"/>
           </w:tblBorders>
-          <w:shd w:val="clear" w:color="auto" w:fill="auto"/>
           <w:tblCellMar>
             <w:top w:w="0" w:type="dxa"/>
             <w:left w:w="0" w:type="dxa"/>
@@ -2711,7 +2715,6 @@
             <w:insideH w:val="single" w:color="243F61" w:themeColor="accent1" w:themeShade="7F" w:sz="6" w:space="0"/>
             <w:insideV w:val="single" w:color="243F61" w:themeColor="accent1" w:themeShade="7F" w:sz="6" w:space="0"/>
           </w:tblBorders>
-          <w:shd w:val="clear" w:color="auto" w:fill="auto"/>
           <w:tblCellMar>
             <w:top w:w="0" w:type="dxa"/>
             <w:left w:w="0" w:type="dxa"/>
@@ -2789,7 +2792,6 @@
             <w:insideH w:val="single" w:color="243F61" w:themeColor="accent1" w:themeShade="7F" w:sz="6" w:space="0"/>
             <w:insideV w:val="single" w:color="243F61" w:themeColor="accent1" w:themeShade="7F" w:sz="6" w:space="0"/>
           </w:tblBorders>
-          <w:shd w:val="clear" w:color="auto" w:fill="auto"/>
           <w:tblCellMar>
             <w:top w:w="0" w:type="dxa"/>
             <w:left w:w="0" w:type="dxa"/>
@@ -3138,7 +3140,6 @@
             <w:insideH w:val="single" w:color="243F61" w:themeColor="accent1" w:themeShade="7F" w:sz="6" w:space="0"/>
             <w:insideV w:val="single" w:color="243F61" w:themeColor="accent1" w:themeShade="7F" w:sz="6" w:space="0"/>
           </w:tblBorders>
-          <w:shd w:val="clear" w:color="auto" w:fill="auto"/>
           <w:tblCellMar>
             <w:top w:w="0" w:type="dxa"/>
             <w:left w:w="0" w:type="dxa"/>
@@ -3214,7 +3215,6 @@
             <w:insideH w:val="single" w:color="243F61" w:themeColor="accent1" w:themeShade="7F" w:sz="6" w:space="0"/>
             <w:insideV w:val="single" w:color="243F61" w:themeColor="accent1" w:themeShade="7F" w:sz="6" w:space="0"/>
           </w:tblBorders>
-          <w:shd w:val="clear" w:color="auto" w:fill="auto"/>
           <w:tblCellMar>
             <w:top w:w="0" w:type="dxa"/>
             <w:left w:w="0" w:type="dxa"/>
@@ -3329,7 +3329,6 @@
             <w:insideH w:val="single" w:color="243F61" w:themeColor="accent1" w:themeShade="7F" w:sz="6" w:space="0"/>
             <w:insideV w:val="single" w:color="243F61" w:themeColor="accent1" w:themeShade="7F" w:sz="6" w:space="0"/>
           </w:tblBorders>
-          <w:shd w:val="clear" w:color="auto" w:fill="auto"/>
           <w:tblCellMar>
             <w:top w:w="0" w:type="dxa"/>
             <w:left w:w="0" w:type="dxa"/>
@@ -3591,12 +3590,6 @@
             <w:insideH w:val="none" w:color="auto" w:sz="0" w:space="0"/>
             <w:insideV w:val="none" w:color="auto" w:sz="0" w:space="0"/>
           </w:tblBorders>
-          <w:tblCellMar>
-            <w:top w:w="0" w:type="dxa"/>
-            <w:left w:w="108" w:type="dxa"/>
-            <w:bottom w:w="0" w:type="dxa"/>
-            <w:right w:w="108" w:type="dxa"/>
-          </w:tblCellMar>
         </w:tblPrEx>
         <w:trPr>
           <w:jc w:val="center"/>
@@ -3750,10 +3743,10 @@
           <w:lang w:val="en-US" w:eastAsia="zh-CN"/>
         </w:rPr>
       </w:pPr>
-      <w:bookmarkStart w:id="4" w:name="_Toc19898_WPSOffice_Level1"/>
+      <w:bookmarkStart w:id="4" w:name="_Toc20136_WPSOffice_Level1"/>
       <w:bookmarkStart w:id="5" w:name="_Toc499"/>
       <w:bookmarkStart w:id="6" w:name="_Toc22132"/>
-      <w:bookmarkStart w:id="7" w:name="_Toc20136_WPSOffice_Level1"/>
+      <w:bookmarkStart w:id="7" w:name="_Toc19898_WPSOffice_Level1"/>
       <w:bookmarkStart w:id="8" w:name="_Toc2781"/>
       <w:bookmarkStart w:id="9" w:name="_Toc2819"/>
       <w:r>
@@ -3804,10 +3797,10 @@
       </w:pPr>
       <w:bookmarkStart w:id="10" w:name="_Toc18062_WPSOffice_Level2"/>
       <w:bookmarkStart w:id="11" w:name="_Toc3049"/>
-      <w:bookmarkStart w:id="12" w:name="_Toc23375"/>
-      <w:bookmarkStart w:id="13" w:name="_Toc9088"/>
-      <w:bookmarkStart w:id="14" w:name="_Toc10877"/>
-      <w:bookmarkStart w:id="15" w:name="_Toc11015_WPSOffice_Level2"/>
+      <w:bookmarkStart w:id="12" w:name="_Toc10877"/>
+      <w:bookmarkStart w:id="13" w:name="_Toc11015_WPSOffice_Level2"/>
+      <w:bookmarkStart w:id="14" w:name="_Toc9088"/>
+      <w:bookmarkStart w:id="15" w:name="_Toc23375"/>
       <w:r>
         <w:rPr>
           <w:rFonts w:hint="eastAsia" w:ascii="微软雅黑" w:hAnsi="微软雅黑" w:eastAsia="微软雅黑" w:cs="微软雅黑"/>
@@ -3910,25 +3903,7 @@
             </w14:solidFill>
           </w14:textFill>
         </w:rPr>
-        <w:t>，其中{{summaryOfRresults.somaticDrugCount}}个与靶向药物相关。{%if BodyDrugDrugDetectionStr or unknownVarAnalysisStr %}具体信息详见“检测结果详细解析</w:t>
-      </w:r>
-      <w:bookmarkStart w:id="42" w:name="_GoBack"/>
-      <w:bookmarkEnd w:id="42"/>
-      <w:r>
-        <w:rPr>
-          <w:rFonts w:hint="eastAsia" w:ascii="Times New Roman" w:hAnsi="Times New Roman" w:eastAsia="微软雅黑" w:cs="Times New Roman"/>
-          <w:b/>
-          <w:color w:val="000000" w:themeColor="text1"/>
-          <w:sz w:val="21"/>
-          <w:szCs w:val="21"/>
-          <w:lang w:eastAsia="zh-CN"/>
-          <w14:textFill>
-            <w14:solidFill>
-              <w14:schemeClr w14:val="tx1"/>
-            </w14:solidFill>
-          </w14:textFill>
-        </w:rPr>
-        <w:t>”。{% endif %}</w:t>
+        <w:t>，其中{{summaryOfRresults.somaticDrugCount}}个与靶向药物相关。{%if BodyDrugDrugDetectionStr or unknownVarAnalysisStr %}具体信息详见“检测结果详细解析”。{% endif %}</w:t>
       </w:r>
     </w:p>
     <w:tbl>
@@ -3971,6 +3946,12 @@
             <w:insideH w:val="dashed" w:color="244061" w:sz="4" w:space="0"/>
             <w:insideV w:val="dashed" w:color="244061" w:sz="4" w:space="0"/>
           </w:tblBorders>
+          <w:tblCellMar>
+            <w:top w:w="0" w:type="dxa"/>
+            <w:left w:w="0" w:type="dxa"/>
+            <w:bottom w:w="0" w:type="dxa"/>
+            <w:right w:w="0" w:type="dxa"/>
+          </w:tblCellMar>
         </w:tblPrEx>
         <w:trPr>
           <w:trHeight w:val="510" w:hRule="atLeast"/>
@@ -4029,13 +4010,24 @@
             </w:pPr>
             <w:r>
               <w:rPr>
-                <w:rFonts w:ascii="Times New Roman" w:hAnsi="Times New Roman" w:eastAsia="微软雅黑" w:cs="Times New Roman"/>
+                <w:rFonts w:hint="eastAsia" w:ascii="Times New Roman" w:hAnsi="Times New Roman" w:eastAsia="微软雅黑" w:cs="Times New Roman"/>
                 <w:b/>
                 <w:color w:val="244061"/>
                 <w:sz w:val="21"/>
                 <w:szCs w:val="21"/>
-              </w:rPr>
-              <w:t>突变基因</w:t>
+                <w:lang w:val="en-US" w:eastAsia="zh-CN"/>
+              </w:rPr>
+              <w:t>检测</w:t>
+            </w:r>
+            <w:r>
+              <w:rPr>
+                <w:rFonts w:ascii="Times New Roman" w:hAnsi="Times New Roman" w:eastAsia="微软雅黑" w:cs="Times New Roman"/>
+                <w:b/>
+                <w:color w:val="244061"/>
+                <w:sz w:val="21"/>
+                <w:szCs w:val="21"/>
+              </w:rPr>
+              <w:t>基因</w:t>
             </w:r>
           </w:p>
         </w:tc>
@@ -5137,60 +5129,80 @@
         </w:tc>
         <w:tc>
           <w:tcPr>
-            <w:tcW w:w="535" w:type="pct"/>
+            <w:tcW w:w="1031" w:type="dxa"/>
             <w:shd w:val="clear" w:color="auto" w:fill="auto"/>
             <w:vAlign w:val="center"/>
           </w:tcPr>
           <w:p>
             <w:pPr>
-              <w:ind w:left="162" w:right="163"/>
-              <w:jc w:val="center"/>
-              <w:rPr>
-                <w:rFonts w:ascii="Times New Roman" w:hAnsi="Times New Roman" w:eastAsia="微软雅黑" w:cs="Times New Roman"/>
-                <w:b/>
-                <w:sz w:val="21"/>
-                <w:szCs w:val="21"/>
-                <w:lang w:eastAsia="zh-CN"/>
-              </w:rPr>
-            </w:pPr>
-            <w:r>
-              <w:rPr>
-                <w:rFonts w:hint="eastAsia" w:ascii="Times New Roman" w:hAnsi="Times New Roman" w:eastAsia="微软雅黑" w:cs="Times New Roman"/>
-                <w:b/>
+              <w:ind w:left="162" w:leftChars="0" w:right="163" w:rightChars="0"/>
+              <w:jc w:val="center"/>
+              <w:rPr>
+                <w:rFonts w:ascii="Times New Roman" w:hAnsi="Times New Roman" w:eastAsia="微软雅黑" w:cs="Times New Roman"/>
+                <w:b/>
+                <w:sz w:val="21"/>
+                <w:szCs w:val="21"/>
+                <w:lang w:eastAsia="zh-CN"/>
+              </w:rPr>
+            </w:pPr>
+            <w:r>
+              <w:rPr>
+                <w:rFonts w:hint="default" w:ascii="Times New Roman" w:hAnsi="Times New Roman" w:eastAsia="微软雅黑" w:cs="Times New Roman"/>
+                <w:b/>
+                <w:sz w:val="21"/>
+                <w:szCs w:val="21"/>
+                <w:lang w:eastAsia="zh-CN"/>
+              </w:rPr>
+              <w:t>{{ tip.comutation</w:t>
+            </w:r>
+            <w:r>
+              <w:rPr>
+                <w:rFonts w:hint="eastAsia" w:ascii="Times New Roman" w:hAnsi="Times New Roman" w:eastAsia="微软雅黑" w:cs="Times New Roman"/>
+                <w:b/>
+                <w:sz w:val="21"/>
+                <w:szCs w:val="21"/>
+                <w:lang w:val="en-US" w:eastAsia="zh-CN"/>
+              </w:rPr>
+              <w:t>1</w:t>
+            </w:r>
+            <w:r>
+              <w:rPr>
+                <w:rFonts w:hint="default" w:ascii="Times New Roman" w:hAnsi="Times New Roman" w:eastAsia="微软雅黑" w:cs="Times New Roman"/>
+                <w:b/>
+                <w:sz w:val="21"/>
+                <w:szCs w:val="21"/>
+                <w:lang w:eastAsia="zh-CN"/>
+              </w:rPr>
+              <w:t xml:space="preserve"> }}</w:t>
+            </w:r>
+          </w:p>
+        </w:tc>
+        <w:tc>
+          <w:tcPr>
+            <w:tcW w:w="1463" w:type="dxa"/>
+            <w:shd w:val="clear" w:color="auto" w:fill="auto"/>
+            <w:vAlign w:val="center"/>
+          </w:tcPr>
+          <w:p>
+            <w:pPr>
+              <w:spacing w:before="2"/>
+              <w:ind w:left="116" w:leftChars="0" w:right="116" w:rightChars="0"/>
+              <w:jc w:val="center"/>
+              <w:rPr>
+                <w:rFonts w:ascii="Times New Roman" w:hAnsi="Times New Roman" w:eastAsia="微软雅黑" w:cs="Times New Roman"/>
+                <w:sz w:val="21"/>
+                <w:szCs w:val="21"/>
+                <w:lang w:eastAsia="zh-CN"/>
+              </w:rPr>
+            </w:pPr>
+            <w:r>
+              <w:rPr>
+                <w:rFonts w:hint="default" w:ascii="Times New Roman" w:hAnsi="Times New Roman" w:eastAsia="微软雅黑" w:cs="Times New Roman"/>
                 <w:sz w:val="21"/>
                 <w:szCs w:val="21"/>
                 <w:lang w:eastAsia="zh-CN"/>
               </w:rPr>
               <w:t>{{ tip.comutation }}</w:t>
-            </w:r>
-          </w:p>
-        </w:tc>
-        <w:tc>
-          <w:tcPr>
-            <w:tcW w:w="759" w:type="pct"/>
-            <w:shd w:val="clear" w:color="auto" w:fill="auto"/>
-            <w:vAlign w:val="center"/>
-          </w:tcPr>
-          <w:p>
-            <w:pPr>
-              <w:spacing w:before="2"/>
-              <w:ind w:left="116" w:right="116"/>
-              <w:jc w:val="center"/>
-              <w:rPr>
-                <w:rFonts w:ascii="Times New Roman" w:hAnsi="Times New Roman" w:eastAsia="微软雅黑" w:cs="Times New Roman"/>
-                <w:sz w:val="21"/>
-                <w:szCs w:val="21"/>
-                <w:lang w:eastAsia="zh-CN"/>
-              </w:rPr>
-            </w:pPr>
-            <w:r>
-              <w:rPr>
-                <w:rFonts w:hint="eastAsia" w:ascii="Times New Roman" w:hAnsi="Times New Roman" w:eastAsia="微软雅黑" w:cs="Times New Roman"/>
-                <w:sz w:val="21"/>
-                <w:szCs w:val="21"/>
-                <w:lang w:val="en-US" w:eastAsia="zh-CN"/>
-              </w:rPr>
-              <w:t>-</w:t>
             </w:r>
           </w:p>
         </w:tc>
@@ -6296,10 +6308,10 @@
           <w:lang w:val="en-US" w:eastAsia="zh-CN"/>
         </w:rPr>
       </w:pPr>
-      <w:bookmarkStart w:id="16" w:name="_Toc20034"/>
-      <w:bookmarkStart w:id="17" w:name="_Toc10223"/>
-      <w:bookmarkStart w:id="18" w:name="_Toc106719764"/>
-      <w:bookmarkStart w:id="19" w:name="_Toc9387"/>
+      <w:bookmarkStart w:id="16" w:name="_Toc9387"/>
+      <w:bookmarkStart w:id="17" w:name="_Toc106719764"/>
+      <w:bookmarkStart w:id="18" w:name="_Toc10223"/>
+      <w:bookmarkStart w:id="19" w:name="_Toc20034"/>
       <w:r>
         <w:rPr>
           <w:rFonts w:hint="eastAsia" w:ascii="微软雅黑" w:hAnsi="微软雅黑" w:eastAsia="微软雅黑" w:cs="微软雅黑"/>
@@ -6818,6 +6830,7 @@
             <w:insideH w:val="dashed" w:color="244061" w:sz="4" w:space="0"/>
             <w:insideV w:val="dashed" w:color="244061" w:sz="4" w:space="0"/>
           </w:tblBorders>
+          <w:shd w:val="clear" w:color="auto" w:fill="auto"/>
           <w:tblCellMar>
             <w:top w:w="0" w:type="dxa"/>
             <w:left w:w="108" w:type="dxa"/>
@@ -6987,6 +7000,7 @@
             <w:insideH w:val="dashed" w:color="244061" w:sz="4" w:space="0"/>
             <w:insideV w:val="dashed" w:color="244061" w:sz="4" w:space="0"/>
           </w:tblBorders>
+          <w:shd w:val="clear" w:color="auto" w:fill="auto"/>
           <w:tblCellMar>
             <w:top w:w="0" w:type="dxa"/>
             <w:left w:w="108" w:type="dxa"/>
@@ -7238,6 +7252,7 @@
             <w:insideH w:val="dashed" w:color="244061" w:sz="4" w:space="0"/>
             <w:insideV w:val="dashed" w:color="244061" w:sz="4" w:space="0"/>
           </w:tblBorders>
+          <w:shd w:val="clear" w:color="auto" w:fill="auto"/>
           <w:tblCellMar>
             <w:top w:w="0" w:type="dxa"/>
             <w:left w:w="108" w:type="dxa"/>
@@ -9485,9 +9500,9 @@
           <w:shd w:val="clear" w:color="auto" w:fill="1F3864"/>
         </w:rPr>
       </w:pPr>
-      <w:bookmarkStart w:id="20" w:name="_Toc526855037"/>
-      <w:bookmarkStart w:id="21" w:name="_Toc25428"/>
-      <w:bookmarkStart w:id="22" w:name="_Toc527112385"/>
+      <w:bookmarkStart w:id="20" w:name="_Toc527112385"/>
+      <w:bookmarkStart w:id="21" w:name="_Toc526855037"/>
+      <w:bookmarkStart w:id="22" w:name="_Toc25428"/>
       <w:bookmarkStart w:id="23" w:name="_Toc534637498"/>
       <w:r>
         <w:rPr>
@@ -9544,11 +9559,11 @@
           <w:lang w:val="en-US" w:eastAsia="zh-CN"/>
         </w:rPr>
       </w:pPr>
-      <w:bookmarkStart w:id="24" w:name="_Toc32443_WPSOffice_Level2"/>
-      <w:bookmarkStart w:id="25" w:name="_Toc6468"/>
-      <w:bookmarkStart w:id="26" w:name="_Toc23606"/>
-      <w:bookmarkStart w:id="27" w:name="_Toc22255"/>
-      <w:bookmarkStart w:id="28" w:name="_Toc4331_WPSOffice_Level2"/>
+      <w:bookmarkStart w:id="24" w:name="_Toc22255"/>
+      <w:bookmarkStart w:id="25" w:name="_Toc23606"/>
+      <w:bookmarkStart w:id="26" w:name="_Toc4331_WPSOffice_Level2"/>
+      <w:bookmarkStart w:id="27" w:name="_Toc6468"/>
+      <w:bookmarkStart w:id="28" w:name="_Toc32443_WPSOffice_Level2"/>
       <w:r>
         <w:rPr>
           <w:rFonts w:hint="eastAsia" w:ascii="微软雅黑" w:hAnsi="微软雅黑" w:eastAsia="微软雅黑" w:cs="微软雅黑"/>
@@ -13056,12 +13071,6 @@
             <w:insideH w:val="dotted" w:color="45A3A7" w:sz="4" w:space="0"/>
             <w:insideV w:val="dotted" w:color="45A3A7" w:sz="4" w:space="0"/>
           </w:tblBorders>
-          <w:tblCellMar>
-            <w:top w:w="0" w:type="dxa"/>
-            <w:left w:w="108" w:type="dxa"/>
-            <w:bottom w:w="0" w:type="dxa"/>
-            <w:right w:w="108" w:type="dxa"/>
-          </w:tblCellMar>
         </w:tblPrEx>
         <w:trPr>
           <w:trHeight w:val="329" w:hRule="atLeast"/>
@@ -13381,7 +13390,31 @@
           <w:szCs w:val="24"/>
           <w:lang w:eastAsia="zh-CN"/>
         </w:rPr>
-        <w:t>{{ tdd.comutation }}</w:t>
+        <w:t>{{ tdd.comutation</w:t>
+      </w:r>
+      <w:r>
+        <w:rPr>
+          <w:rFonts w:hint="eastAsia" w:ascii="Times New Roman" w:hAnsi="Times New Roman" w:eastAsia="微软雅黑" w:cs="Times New Roman"/>
+          <w:b/>
+          <w:color w:val="auto"/>
+          <w:sz w:val="24"/>
+          <w:szCs w:val="24"/>
+          <w:lang w:val="en-US" w:eastAsia="zh-CN"/>
+        </w:rPr>
+        <w:t>1</w:t>
+      </w:r>
+      <w:bookmarkStart w:id="42" w:name="_GoBack"/>
+      <w:bookmarkEnd w:id="42"/>
+      <w:r>
+        <w:rPr>
+          <w:rFonts w:hint="eastAsia" w:ascii="Times New Roman" w:hAnsi="Times New Roman" w:eastAsia="微软雅黑" w:cs="Times New Roman"/>
+          <w:b/>
+          <w:color w:val="auto"/>
+          <w:sz w:val="24"/>
+          <w:szCs w:val="24"/>
+          <w:lang w:eastAsia="zh-CN"/>
+        </w:rPr>
+        <w:t xml:space="preserve"> }}</w:t>
       </w:r>
     </w:p>
     <w:tbl>
@@ -13505,7 +13538,7 @@
                 <w:szCs w:val="18"/>
                 <w:lang w:val="en-US" w:eastAsia="zh-CN"/>
               </w:rPr>
-              <w:t>-</w:t>
+              <w:t>{{tdd.comutation}}</w:t>
             </w:r>
           </w:p>
         </w:tc>
@@ -21754,12 +21787,12 @@
           <w:lang w:val="en-US" w:eastAsia="zh-CN"/>
         </w:rPr>
       </w:pPr>
-      <w:bookmarkStart w:id="35" w:name="_Toc19099"/>
-      <w:bookmarkStart w:id="36" w:name="_Toc30533"/>
-      <w:bookmarkStart w:id="37" w:name="_Toc7549"/>
-      <w:bookmarkStart w:id="38" w:name="_Toc28910_WPSOffice_Level1"/>
-      <w:bookmarkStart w:id="39" w:name="_Toc22484_WPSOffice_Level1"/>
-      <w:bookmarkStart w:id="40" w:name="_Toc22458"/>
+      <w:bookmarkStart w:id="35" w:name="_Toc22458"/>
+      <w:bookmarkStart w:id="36" w:name="_Toc19099"/>
+      <w:bookmarkStart w:id="37" w:name="_Toc28910_WPSOffice_Level1"/>
+      <w:bookmarkStart w:id="38" w:name="_Toc22484_WPSOffice_Level1"/>
+      <w:bookmarkStart w:id="39" w:name="_Toc30533"/>
+      <w:bookmarkStart w:id="40" w:name="_Toc7549"/>
       <w:bookmarkStart w:id="41" w:name="_Toc16368_WPSOffice_Level1"/>
       <w:r>
         <w:rPr>

--- a/WebContent/docx/实体瘤86基因检测报告-单样本-三峡.docx
+++ b/WebContent/docx/实体瘤86基因检测报告-单样本-三峡.docx
@@ -2398,6 +2398,7 @@
             <w:insideH w:val="single" w:color="243F61" w:themeColor="accent1" w:themeShade="7F" w:sz="6" w:space="0"/>
             <w:insideV w:val="single" w:color="243F61" w:themeColor="accent1" w:themeShade="7F" w:sz="6" w:space="0"/>
           </w:tblBorders>
+          <w:shd w:val="clear" w:color="auto" w:fill="auto"/>
           <w:tblCellMar>
             <w:top w:w="0" w:type="dxa"/>
             <w:left w:w="0" w:type="dxa"/>
@@ -2510,6 +2511,276 @@
                 <w:sz w:val="21"/>
               </w:rPr>
               <w:t>检测结果</w:t>
+            </w:r>
+          </w:p>
+        </w:tc>
+      </w:tr>
+      <w:tr>
+        <w:tblPrEx>
+          <w:tblBorders>
+            <w:top w:val="single" w:color="243F61" w:themeColor="accent1" w:themeShade="7F" w:sz="24" w:space="0"/>
+            <w:left w:val="none" w:color="auto" w:sz="0" w:space="0"/>
+            <w:bottom w:val="single" w:color="243F61" w:themeColor="accent1" w:themeShade="7F" w:sz="6" w:space="0"/>
+            <w:right w:val="none" w:color="auto" w:sz="0" w:space="0"/>
+            <w:insideH w:val="single" w:color="243F61" w:themeColor="accent1" w:themeShade="7F" w:sz="6" w:space="0"/>
+            <w:insideV w:val="single" w:color="243F61" w:themeColor="accent1" w:themeShade="7F" w:sz="6" w:space="0"/>
+          </w:tblBorders>
+          <w:shd w:val="clear" w:color="auto" w:fill="auto"/>
+          <w:tblCellMar>
+            <w:top w:w="0" w:type="dxa"/>
+            <w:left w:w="0" w:type="dxa"/>
+            <w:bottom w:w="0" w:type="dxa"/>
+            <w:right w:w="0" w:type="dxa"/>
+          </w:tblCellMar>
+        </w:tblPrEx>
+        <w:trPr>
+          <w:trHeight w:val="488" w:hRule="atLeast"/>
+          <w:jc w:val="center"/>
+        </w:trPr>
+        <w:tc>
+          <w:tcPr>
+            <w:tcW w:w="3876" w:type="dxa"/>
+            <w:tcBorders>
+              <w:tl2br w:val="nil"/>
+              <w:tr2bl w:val="nil"/>
+            </w:tcBorders>
+            <w:shd w:val="clear" w:color="auto" w:fill="auto"/>
+            <w:vAlign w:val="center"/>
+          </w:tcPr>
+          <w:p>
+            <w:pPr>
+              <w:pStyle w:val="33"/>
+              <w:keepNext w:val="0"/>
+              <w:keepLines w:val="0"/>
+              <w:pageBreakBefore w:val="0"/>
+              <w:widowControl w:val="0"/>
+              <w:kinsoku/>
+              <w:wordWrap/>
+              <w:overflowPunct/>
+              <w:topLinePunct w:val="0"/>
+              <w:autoSpaceDE/>
+              <w:autoSpaceDN/>
+              <w:bidi w:val="0"/>
+              <w:adjustRightInd/>
+              <w:snapToGrid/>
+              <w:spacing w:line="240" w:lineRule="auto"/>
+              <w:ind w:left="119"/>
+              <w:textAlignment w:val="auto"/>
+              <w:rPr>
+                <w:rFonts w:ascii="Times New Roman" w:hAnsi="Times New Roman" w:eastAsia="微软雅黑" w:cs="黑体"/>
+                <w:sz w:val="21"/>
+              </w:rPr>
+            </w:pPr>
+            <w:r>
+              <w:rPr>
+                <w:rFonts w:ascii="Times New Roman" w:hAnsi="Times New Roman" w:eastAsia="微软雅黑" w:cs="黑体"/>
+                <w:sz w:val="21"/>
+              </w:rPr>
+              <w:t>靶向用药指导</w:t>
+            </w:r>
+          </w:p>
+        </w:tc>
+        <w:tc>
+          <w:tcPr>
+            <w:tcW w:w="5682" w:type="dxa"/>
+            <w:tcBorders>
+              <w:tl2br w:val="nil"/>
+              <w:tr2bl w:val="nil"/>
+            </w:tcBorders>
+            <w:shd w:val="clear" w:color="auto" w:fill="auto"/>
+            <w:vAlign w:val="center"/>
+          </w:tcPr>
+          <w:p>
+            <w:pPr>
+              <w:pStyle w:val="33"/>
+              <w:keepNext w:val="0"/>
+              <w:keepLines w:val="0"/>
+              <w:pageBreakBefore w:val="0"/>
+              <w:widowControl w:val="0"/>
+              <w:kinsoku/>
+              <w:wordWrap/>
+              <w:overflowPunct/>
+              <w:topLinePunct w:val="0"/>
+              <w:autoSpaceDE/>
+              <w:autoSpaceDN/>
+              <w:bidi w:val="0"/>
+              <w:adjustRightInd/>
+              <w:snapToGrid/>
+              <w:spacing w:line="240" w:lineRule="auto"/>
+              <w:ind w:left="119" w:right="119"/>
+              <w:jc w:val="both"/>
+              <w:textAlignment w:val="auto"/>
+              <w:rPr>
+                <w:rFonts w:ascii="Times New Roman" w:hAnsi="Times New Roman" w:eastAsia="微软雅黑" w:cs="黑体"/>
+                <w:sz w:val="21"/>
+                <w:lang w:eastAsia="zh-CN"/>
+              </w:rPr>
+            </w:pPr>
+            <w:r>
+              <w:rPr>
+                <w:rFonts w:ascii="Times New Roman" w:hAnsi="Times New Roman" w:eastAsia="微软雅黑" w:cs="Times New Roman"/>
+                <w:sz w:val="21"/>
+                <w:szCs w:val="21"/>
+                <w:lang w:eastAsia="zh-CN"/>
+              </w:rPr>
+              <w:t>共检出</w:t>
+            </w:r>
+            <w:r>
+              <w:rPr>
+                <w:rFonts w:hint="eastAsia" w:ascii="Times New Roman" w:hAnsi="Times New Roman" w:eastAsia="微软雅黑" w:cs="黑体"/>
+                <w:sz w:val="21"/>
+                <w:lang w:eastAsia="zh-CN"/>
+              </w:rPr>
+              <w:t>{{ summaryOfRresults.thisGeneticmarkerVwListSize }}</w:t>
+            </w:r>
+            <w:r>
+              <w:rPr>
+                <w:rFonts w:ascii="Times New Roman" w:hAnsi="Times New Roman" w:eastAsia="微软雅黑" w:cs="Times New Roman"/>
+                <w:sz w:val="21"/>
+                <w:szCs w:val="21"/>
+                <w:lang w:eastAsia="zh-CN"/>
+              </w:rPr>
+              <w:t>个</w:t>
+            </w:r>
+            <w:r>
+              <w:rPr>
+                <w:rFonts w:hint="eastAsia" w:ascii="Times New Roman" w:hAnsi="Times New Roman" w:eastAsia="微软雅黑" w:cs="Times New Roman"/>
+                <w:sz w:val="21"/>
+                <w:szCs w:val="21"/>
+                <w:lang w:val="en-US" w:eastAsia="zh-CN"/>
+              </w:rPr>
+              <w:t>变异位点</w:t>
+            </w:r>
+            <w:r>
+              <w:rPr>
+                <w:rFonts w:ascii="Times New Roman" w:hAnsi="Times New Roman" w:eastAsia="微软雅黑" w:cs="Times New Roman"/>
+                <w:sz w:val="21"/>
+                <w:szCs w:val="21"/>
+                <w:lang w:eastAsia="zh-CN"/>
+              </w:rPr>
+              <w:t>，其中</w:t>
+            </w:r>
+            <w:r>
+              <w:rPr>
+                <w:rFonts w:hint="eastAsia" w:ascii="Times New Roman" w:hAnsi="Times New Roman" w:eastAsia="微软雅黑" w:cs="黑体"/>
+                <w:sz w:val="21"/>
+                <w:lang w:eastAsia="zh-CN"/>
+              </w:rPr>
+              <w:t>{{ summaryOfRresults.somaticCellMedicationNum}}</w:t>
+            </w:r>
+            <w:r>
+              <w:rPr>
+                <w:rFonts w:ascii="Times New Roman" w:hAnsi="Times New Roman" w:eastAsia="微软雅黑" w:cs="Times New Roman"/>
+                <w:sz w:val="21"/>
+                <w:szCs w:val="21"/>
+                <w:lang w:eastAsia="zh-CN"/>
+              </w:rPr>
+              <w:t>个与靶向药物相关</w:t>
+            </w:r>
+            <w:r>
+              <w:rPr>
+                <w:rFonts w:hint="eastAsia" w:ascii="Times New Roman" w:hAnsi="Times New Roman" w:eastAsia="微软雅黑" w:cs="Times New Roman"/>
+                <w:sz w:val="21"/>
+                <w:szCs w:val="21"/>
+                <w:lang w:eastAsia="zh-CN" w:bidi="ar"/>
+              </w:rPr>
+              <w:t>{{</w:t>
+            </w:r>
+            <w:r>
+              <w:rPr>
+                <w:rFonts w:ascii="Times New Roman" w:hAnsi="Times New Roman" w:eastAsia="微软雅黑" w:cs="Times New Roman"/>
+                <w:sz w:val="21"/>
+                <w:szCs w:val="21"/>
+                <w:lang w:eastAsia="zh-CN" w:bidi="ar"/>
+              </w:rPr>
+              <w:t>bodyDrugStr</w:t>
+            </w:r>
+            <w:r>
+              <w:rPr>
+                <w:rFonts w:hint="eastAsia" w:ascii="Times New Roman" w:hAnsi="Times New Roman" w:eastAsia="微软雅黑" w:cs="Times New Roman"/>
+                <w:sz w:val="21"/>
+                <w:szCs w:val="21"/>
+                <w:lang w:eastAsia="zh-CN" w:bidi="ar"/>
+              </w:rPr>
+              <w:t>}}</w:t>
+            </w:r>
+          </w:p>
+        </w:tc>
+      </w:tr>
+      <w:tr>
+        <w:tblPrEx>
+          <w:tblBorders>
+            <w:top w:val="single" w:color="243F61" w:themeColor="accent1" w:themeShade="7F" w:sz="24" w:space="0"/>
+            <w:left w:val="none" w:color="auto" w:sz="0" w:space="0"/>
+            <w:bottom w:val="single" w:color="243F61" w:themeColor="accent1" w:themeShade="7F" w:sz="6" w:space="0"/>
+            <w:right w:val="none" w:color="auto" w:sz="0" w:space="0"/>
+            <w:insideH w:val="single" w:color="243F61" w:themeColor="accent1" w:themeShade="7F" w:sz="6" w:space="0"/>
+            <w:insideV w:val="single" w:color="243F61" w:themeColor="accent1" w:themeShade="7F" w:sz="6" w:space="0"/>
+          </w:tblBorders>
+          <w:shd w:val="clear" w:color="auto" w:fill="auto"/>
+          <w:tblCellMar>
+            <w:top w:w="0" w:type="dxa"/>
+            <w:left w:w="0" w:type="dxa"/>
+            <w:bottom w:w="0" w:type="dxa"/>
+            <w:right w:w="0" w:type="dxa"/>
+          </w:tblCellMar>
+        </w:tblPrEx>
+        <w:trPr>
+          <w:trHeight w:val="488" w:hRule="atLeast"/>
+          <w:jc w:val="center"/>
+        </w:trPr>
+        <w:tc>
+          <w:tcPr>
+            <w:tcW w:w="9558" w:type="dxa"/>
+            <w:gridSpan w:val="2"/>
+            <w:tcBorders>
+              <w:tl2br w:val="nil"/>
+              <w:tr2bl w:val="nil"/>
+            </w:tcBorders>
+            <w:shd w:val="clear" w:color="auto" w:fill="auto"/>
+            <w:vAlign w:val="center"/>
+          </w:tcPr>
+          <w:p>
+            <w:pPr>
+              <w:pStyle w:val="33"/>
+              <w:keepNext w:val="0"/>
+              <w:keepLines w:val="0"/>
+              <w:pageBreakBefore w:val="0"/>
+              <w:widowControl w:val="0"/>
+              <w:kinsoku/>
+              <w:wordWrap/>
+              <w:overflowPunct/>
+              <w:topLinePunct w:val="0"/>
+              <w:autoSpaceDE/>
+              <w:autoSpaceDN/>
+              <w:bidi w:val="0"/>
+              <w:adjustRightInd/>
+              <w:snapToGrid/>
+              <w:spacing w:before="77" w:line="240" w:lineRule="auto"/>
+              <w:ind w:left="119" w:leftChars="0" w:right="119" w:rightChars="0"/>
+              <w:jc w:val="left"/>
+              <w:textAlignment w:val="auto"/>
+              <w:rPr>
+                <w:rFonts w:ascii="Times New Roman" w:hAnsi="Times New Roman" w:eastAsia="微软雅黑" w:cs="Times New Roman"/>
+                <w:b w:val="0"/>
+                <w:bCs w:val="0"/>
+                <w:sz w:val="21"/>
+                <w:szCs w:val="21"/>
+                <w:highlight w:val="none"/>
+                <w:lang w:val="en-US" w:eastAsia="zh-CN" w:bidi="ar-SA"/>
+              </w:rPr>
+            </w:pPr>
+            <w:r>
+              <w:rPr>
+                <w:rFonts w:hint="eastAsia" w:ascii="Times New Roman" w:hAnsi="Times New Roman" w:eastAsia="微软雅黑" w:cs="Times New Roman"/>
+                <w:b w:val="0"/>
+                <w:bCs w:val="0"/>
+                <w:sz w:val="21"/>
+                <w:szCs w:val="21"/>
+                <w:highlight w:val="none"/>
+                <w:lang w:val="en-US" w:eastAsia="zh-CN" w:bidi="ar-SA"/>
+              </w:rPr>
+              <w:t>{%tr if PDInfo %}</w:t>
             </w:r>
           </w:p>
         </w:tc>
@@ -2562,19 +2833,39 @@
               <w:adjustRightInd/>
               <w:snapToGrid/>
               <w:spacing w:line="240" w:lineRule="auto"/>
-              <w:ind w:left="119"/>
+              <w:ind w:left="119" w:leftChars="0"/>
               <w:textAlignment w:val="auto"/>
               <w:rPr>
-                <w:rFonts w:ascii="Times New Roman" w:hAnsi="Times New Roman" w:eastAsia="微软雅黑" w:cs="黑体"/>
-                <w:sz w:val="21"/>
-              </w:rPr>
-            </w:pPr>
-            <w:r>
-              <w:rPr>
-                <w:rFonts w:ascii="Times New Roman" w:hAnsi="Times New Roman" w:eastAsia="微软雅黑" w:cs="黑体"/>
-                <w:sz w:val="21"/>
-              </w:rPr>
-              <w:t>靶向用药指导</w:t>
+                <w:rFonts w:ascii="Times New Roman" w:hAnsi="Times New Roman" w:eastAsia="微软雅黑" w:cs="Times New Roman"/>
+                <w:b w:val="0"/>
+                <w:bCs w:val="0"/>
+                <w:sz w:val="21"/>
+                <w:szCs w:val="21"/>
+                <w:highlight w:val="none"/>
+                <w:lang w:val="en-US" w:eastAsia="zh-CN" w:bidi="ar-SA"/>
+              </w:rPr>
+            </w:pPr>
+            <w:r>
+              <w:rPr>
+                <w:rFonts w:ascii="Times New Roman" w:hAnsi="Times New Roman" w:eastAsia="微软雅黑" w:cs="Times New Roman"/>
+                <w:b w:val="0"/>
+                <w:bCs w:val="0"/>
+                <w:sz w:val="21"/>
+                <w:szCs w:val="21"/>
+                <w:highlight w:val="none"/>
+              </w:rPr>
+              <w:t>PD-L1蛋白表达水平</w:t>
+            </w:r>
+            <w:r>
+              <w:rPr>
+                <w:rFonts w:ascii="Times New Roman" w:hAnsi="Times New Roman" w:eastAsia="微软雅黑" w:cs="Times New Roman"/>
+                <w:b w:val="0"/>
+                <w:bCs w:val="0"/>
+                <w:sz w:val="21"/>
+                <w:szCs w:val="21"/>
+                <w:highlight w:val="none"/>
+              </w:rPr>
+              <w:tab/>
             </w:r>
           </w:p>
         </w:tc>
@@ -2605,102 +2896,239 @@
               <w:adjustRightInd/>
               <w:snapToGrid/>
               <w:spacing w:line="240" w:lineRule="auto"/>
-              <w:ind w:left="119" w:right="119"/>
-              <w:jc w:val="both"/>
+              <w:ind w:left="119" w:leftChars="0" w:right="119" w:rightChars="0"/>
+              <w:jc w:val="left"/>
               <w:textAlignment w:val="auto"/>
               <w:rPr>
-                <w:rFonts w:ascii="Times New Roman" w:hAnsi="Times New Roman" w:eastAsia="微软雅黑" w:cs="黑体"/>
-                <w:sz w:val="21"/>
-                <w:lang w:eastAsia="zh-CN"/>
-              </w:rPr>
-            </w:pPr>
-            <w:r>
-              <w:rPr>
-                <w:rFonts w:ascii="Times New Roman" w:hAnsi="Times New Roman" w:eastAsia="微软雅黑" w:cs="Times New Roman"/>
-                <w:sz w:val="21"/>
-                <w:szCs w:val="21"/>
-                <w:lang w:eastAsia="zh-CN"/>
-              </w:rPr>
-              <w:t>共检出</w:t>
-            </w:r>
-            <w:r>
-              <w:rPr>
-                <w:rFonts w:hint="eastAsia" w:ascii="Times New Roman" w:hAnsi="Times New Roman" w:eastAsia="微软雅黑" w:cs="黑体"/>
-                <w:sz w:val="21"/>
-                <w:lang w:eastAsia="zh-CN"/>
-              </w:rPr>
-              <w:t>{{ summaryOfRresults.thisGeneticmarkerVwListSize }}</w:t>
-            </w:r>
-            <w:r>
-              <w:rPr>
-                <w:rFonts w:ascii="Times New Roman" w:hAnsi="Times New Roman" w:eastAsia="微软雅黑" w:cs="Times New Roman"/>
-                <w:sz w:val="21"/>
-                <w:szCs w:val="21"/>
-                <w:lang w:eastAsia="zh-CN"/>
-              </w:rPr>
-              <w:t>个</w:t>
-            </w:r>
-            <w:r>
-              <w:rPr>
-                <w:rFonts w:hint="eastAsia" w:ascii="Times New Roman" w:hAnsi="Times New Roman" w:eastAsia="微软雅黑" w:cs="Times New Roman"/>
-                <w:sz w:val="21"/>
-                <w:szCs w:val="21"/>
-                <w:lang w:val="en-US" w:eastAsia="zh-CN"/>
-              </w:rPr>
-              <w:t>变异位点</w:t>
-            </w:r>
-            <w:r>
-              <w:rPr>
-                <w:rFonts w:ascii="Times New Roman" w:hAnsi="Times New Roman" w:eastAsia="微软雅黑" w:cs="Times New Roman"/>
-                <w:sz w:val="21"/>
-                <w:szCs w:val="21"/>
-                <w:lang w:eastAsia="zh-CN"/>
-              </w:rPr>
-              <w:t>，其中</w:t>
-            </w:r>
-            <w:r>
-              <w:rPr>
-                <w:rFonts w:hint="eastAsia" w:ascii="Times New Roman" w:hAnsi="Times New Roman" w:eastAsia="微软雅黑" w:cs="黑体"/>
-                <w:sz w:val="21"/>
-                <w:lang w:eastAsia="zh-CN"/>
-              </w:rPr>
-              <w:t>{{ summaryOfRresults.somaticCellMedicationNum}}</w:t>
-            </w:r>
-            <w:r>
-              <w:rPr>
-                <w:rFonts w:ascii="Times New Roman" w:hAnsi="Times New Roman" w:eastAsia="微软雅黑" w:cs="Times New Roman"/>
-                <w:sz w:val="21"/>
-                <w:szCs w:val="21"/>
-                <w:lang w:eastAsia="zh-CN"/>
-              </w:rPr>
-              <w:t>个与靶向药物相关</w:t>
-            </w:r>
-            <w:r>
-              <w:rPr>
-                <w:rFonts w:hint="eastAsia" w:ascii="Times New Roman" w:hAnsi="Times New Roman" w:eastAsia="微软雅黑" w:cs="Times New Roman"/>
-                <w:sz w:val="21"/>
-                <w:szCs w:val="21"/>
-                <w:lang w:eastAsia="zh-CN" w:bidi="ar"/>
+                <w:rFonts w:ascii="Times New Roman" w:hAnsi="Times New Roman" w:eastAsia="微软雅黑" w:cs="Times New Roman"/>
+                <w:b w:val="0"/>
+                <w:bCs w:val="0"/>
+                <w:sz w:val="21"/>
+                <w:szCs w:val="21"/>
+                <w:highlight w:val="none"/>
+                <w:lang w:val="en-US" w:eastAsia="zh-CN" w:bidi="ar-SA"/>
+              </w:rPr>
+            </w:pPr>
+            <w:r>
+              <w:rPr>
+                <w:rFonts w:hint="eastAsia" w:ascii="Times New Roman" w:hAnsi="Times New Roman" w:eastAsia="微软雅黑" w:cs="Times New Roman"/>
+                <w:b w:val="0"/>
+                <w:bCs w:val="0"/>
+                <w:color w:val="auto"/>
+                <w:sz w:val="21"/>
+                <w:szCs w:val="21"/>
+                <w:highlight w:val="none"/>
+                <w:lang w:eastAsia="zh-CN"/>
+              </w:rPr>
+              <w:t>使用{{</w:t>
+            </w:r>
+            <w:r>
+              <w:rPr>
+                <w:rFonts w:ascii="Times New Roman" w:hAnsi="Times New Roman" w:eastAsia="微软雅黑" w:cs="Times New Roman"/>
+                <w:b w:val="0"/>
+                <w:bCs w:val="0"/>
+                <w:color w:val="auto"/>
+                <w:sz w:val="21"/>
+                <w:szCs w:val="21"/>
+                <w:highlight w:val="none"/>
+                <w:lang w:eastAsia="zh-CN"/>
+              </w:rPr>
+              <w:t xml:space="preserve"> PDInfo</w:t>
+            </w:r>
+            <w:r>
+              <w:rPr>
+                <w:rFonts w:hint="eastAsia" w:ascii="Times New Roman" w:hAnsi="Times New Roman" w:eastAsia="微软雅黑" w:cs="Times New Roman"/>
+                <w:b w:val="0"/>
+                <w:bCs w:val="0"/>
+                <w:color w:val="auto"/>
+                <w:sz w:val="21"/>
+                <w:szCs w:val="21"/>
+                <w:highlight w:val="none"/>
+                <w:lang w:eastAsia="zh-CN"/>
+              </w:rPr>
+              <w:t>.</w:t>
+            </w:r>
+            <w:r>
+              <w:rPr>
+                <w:rFonts w:ascii="Times New Roman" w:hAnsi="Times New Roman" w:eastAsia="微软雅黑" w:cs="Times New Roman"/>
+                <w:b w:val="0"/>
+                <w:bCs w:val="0"/>
+                <w:color w:val="auto"/>
+                <w:sz w:val="21"/>
+                <w:szCs w:val="21"/>
+                <w:highlight w:val="none"/>
+                <w:lang w:eastAsia="zh-CN"/>
+              </w:rPr>
+              <w:t>Detect_antibody</w:t>
+            </w:r>
+            <w:r>
+              <w:rPr>
+                <w:rFonts w:hint="eastAsia" w:ascii="Times New Roman" w:hAnsi="Times New Roman" w:eastAsia="微软雅黑" w:cs="Times New Roman"/>
+                <w:b w:val="0"/>
+                <w:bCs w:val="0"/>
+                <w:color w:val="auto"/>
+                <w:sz w:val="21"/>
+                <w:szCs w:val="21"/>
+                <w:highlight w:val="none"/>
+                <w:lang w:eastAsia="zh-CN"/>
+              </w:rPr>
+              <w:t xml:space="preserve"> }}抗体；T</w:t>
+            </w:r>
+            <w:r>
+              <w:rPr>
+                <w:rFonts w:ascii="Times New Roman" w:hAnsi="Times New Roman" w:eastAsia="微软雅黑" w:cs="Times New Roman"/>
+                <w:b w:val="0"/>
+                <w:bCs w:val="0"/>
+                <w:color w:val="auto"/>
+                <w:sz w:val="21"/>
+                <w:szCs w:val="21"/>
+                <w:highlight w:val="none"/>
+                <w:lang w:eastAsia="zh-CN"/>
+              </w:rPr>
+              <w:t>PS</w:t>
+            </w:r>
+            <w:r>
+              <w:rPr>
+                <w:rFonts w:hint="eastAsia" w:ascii="Times New Roman" w:hAnsi="Times New Roman" w:eastAsia="微软雅黑" w:cs="Times New Roman"/>
+                <w:b w:val="0"/>
+                <w:bCs w:val="0"/>
+                <w:color w:val="auto"/>
+                <w:sz w:val="21"/>
+                <w:szCs w:val="21"/>
+                <w:highlight w:val="none"/>
+                <w:lang w:eastAsia="zh-CN"/>
+              </w:rPr>
+              <w:t>:</w:t>
+            </w:r>
+            <w:r>
+              <w:rPr>
+                <w:rFonts w:ascii="Times New Roman" w:hAnsi="Times New Roman" w:eastAsia="微软雅黑" w:cs="Times New Roman"/>
+                <w:b w:val="0"/>
+                <w:bCs w:val="0"/>
+                <w:color w:val="auto"/>
+                <w:sz w:val="21"/>
+                <w:szCs w:val="21"/>
+                <w:highlight w:val="none"/>
+                <w:lang w:eastAsia="zh-CN"/>
+              </w:rPr>
+              <w:t xml:space="preserve"> </w:t>
+            </w:r>
+            <w:r>
+              <w:rPr>
+                <w:rFonts w:hint="eastAsia" w:ascii="Times New Roman" w:hAnsi="Times New Roman" w:eastAsia="微软雅黑" w:cs="Times New Roman"/>
+                <w:b w:val="0"/>
+                <w:bCs w:val="0"/>
+                <w:color w:val="auto"/>
+                <w:sz w:val="21"/>
+                <w:szCs w:val="21"/>
+                <w:highlight w:val="none"/>
+                <w:lang w:eastAsia="zh-CN"/>
               </w:rPr>
               <w:t>{{</w:t>
             </w:r>
             <w:r>
               <w:rPr>
                 <w:rFonts w:ascii="Times New Roman" w:hAnsi="Times New Roman" w:eastAsia="微软雅黑" w:cs="Times New Roman"/>
-                <w:sz w:val="21"/>
-                <w:szCs w:val="21"/>
-                <w:lang w:eastAsia="zh-CN" w:bidi="ar"/>
-              </w:rPr>
-              <w:t>bodyDrugStr</w:t>
-            </w:r>
-            <w:r>
-              <w:rPr>
-                <w:rFonts w:hint="eastAsia" w:ascii="Times New Roman" w:hAnsi="Times New Roman" w:eastAsia="微软雅黑" w:cs="Times New Roman"/>
-                <w:sz w:val="21"/>
-                <w:szCs w:val="21"/>
-                <w:lang w:eastAsia="zh-CN" w:bidi="ar"/>
-              </w:rPr>
-              <w:t>}}</w:t>
+                <w:b w:val="0"/>
+                <w:bCs w:val="0"/>
+                <w:color w:val="auto"/>
+                <w:sz w:val="21"/>
+                <w:szCs w:val="21"/>
+                <w:highlight w:val="none"/>
+                <w:lang w:eastAsia="zh-CN"/>
+              </w:rPr>
+              <w:t xml:space="preserve"> PDInfo</w:t>
+            </w:r>
+            <w:r>
+              <w:rPr>
+                <w:rFonts w:hint="eastAsia" w:ascii="Times New Roman" w:hAnsi="Times New Roman" w:eastAsia="微软雅黑" w:cs="Times New Roman"/>
+                <w:b w:val="0"/>
+                <w:bCs w:val="0"/>
+                <w:color w:val="auto"/>
+                <w:sz w:val="21"/>
+                <w:szCs w:val="21"/>
+                <w:highlight w:val="none"/>
+                <w:lang w:eastAsia="zh-CN"/>
+              </w:rPr>
+              <w:t>.TPS }}，</w:t>
+            </w:r>
+            <w:r>
+              <w:rPr>
+                <w:rFonts w:ascii="Times New Roman" w:hAnsi="Times New Roman" w:eastAsia="微软雅黑" w:cs="Times New Roman"/>
+                <w:b w:val="0"/>
+                <w:bCs w:val="0"/>
+                <w:color w:val="auto"/>
+                <w:sz w:val="21"/>
+                <w:szCs w:val="21"/>
+                <w:highlight w:val="none"/>
+                <w:lang w:eastAsia="zh-CN"/>
+              </w:rPr>
+              <w:t xml:space="preserve"> CPS </w:t>
+            </w:r>
+            <w:r>
+              <w:rPr>
+                <w:rFonts w:hint="eastAsia" w:ascii="Times New Roman" w:hAnsi="Times New Roman" w:eastAsia="微软雅黑" w:cs="Times New Roman"/>
+                <w:b w:val="0"/>
+                <w:bCs w:val="0"/>
+                <w:color w:val="auto"/>
+                <w:sz w:val="21"/>
+                <w:szCs w:val="21"/>
+                <w:highlight w:val="none"/>
+                <w:lang w:eastAsia="zh-CN"/>
+              </w:rPr>
+              <w:t>:</w:t>
+            </w:r>
+            <w:r>
+              <w:rPr>
+                <w:rFonts w:ascii="Times New Roman" w:hAnsi="Times New Roman" w:eastAsia="微软雅黑" w:cs="Times New Roman"/>
+                <w:b w:val="0"/>
+                <w:bCs w:val="0"/>
+                <w:color w:val="auto"/>
+                <w:sz w:val="21"/>
+                <w:szCs w:val="21"/>
+                <w:highlight w:val="none"/>
+                <w:lang w:eastAsia="zh-CN"/>
+              </w:rPr>
+              <w:t xml:space="preserve"> </w:t>
+            </w:r>
+            <w:r>
+              <w:rPr>
+                <w:rFonts w:hint="eastAsia" w:ascii="Times New Roman" w:hAnsi="Times New Roman" w:eastAsia="微软雅黑" w:cs="Times New Roman"/>
+                <w:b w:val="0"/>
+                <w:bCs w:val="0"/>
+                <w:color w:val="auto"/>
+                <w:sz w:val="21"/>
+                <w:szCs w:val="21"/>
+                <w:highlight w:val="none"/>
+                <w:lang w:eastAsia="zh-CN"/>
+              </w:rPr>
+              <w:t>{{</w:t>
+            </w:r>
+            <w:r>
+              <w:rPr>
+                <w:rFonts w:ascii="Times New Roman" w:hAnsi="Times New Roman" w:eastAsia="微软雅黑" w:cs="Times New Roman"/>
+                <w:b w:val="0"/>
+                <w:bCs w:val="0"/>
+                <w:color w:val="auto"/>
+                <w:sz w:val="21"/>
+                <w:szCs w:val="21"/>
+                <w:highlight w:val="none"/>
+                <w:lang w:eastAsia="zh-CN"/>
+              </w:rPr>
+              <w:t xml:space="preserve"> PDInfo</w:t>
+            </w:r>
+            <w:r>
+              <w:rPr>
+                <w:rFonts w:hint="eastAsia" w:ascii="Times New Roman" w:hAnsi="Times New Roman" w:eastAsia="微软雅黑" w:cs="Times New Roman"/>
+                <w:b w:val="0"/>
+                <w:bCs w:val="0"/>
+                <w:color w:val="auto"/>
+                <w:sz w:val="21"/>
+                <w:szCs w:val="21"/>
+                <w:highlight w:val="none"/>
+                <w:lang w:eastAsia="zh-CN"/>
+              </w:rPr>
+              <w:t>.CPS }}</w:t>
             </w:r>
           </w:p>
         </w:tc>
@@ -2759,6 +3187,15 @@
               <w:textAlignment w:val="auto"/>
               <w:rPr>
                 <w:rFonts w:ascii="Times New Roman" w:hAnsi="Times New Roman" w:eastAsia="微软雅黑" w:cs="Times New Roman"/>
+                <w:sz w:val="21"/>
+                <w:szCs w:val="21"/>
+                <w:highlight w:val="none"/>
+                <w:lang w:val="en-US" w:eastAsia="zh-CN" w:bidi="ar-SA"/>
+              </w:rPr>
+            </w:pPr>
+            <w:r>
+              <w:rPr>
+                <w:rFonts w:hint="eastAsia" w:ascii="Times New Roman" w:hAnsi="Times New Roman" w:eastAsia="微软雅黑" w:cs="Times New Roman"/>
                 <w:b w:val="0"/>
                 <w:bCs w:val="0"/>
                 <w:sz w:val="21"/>
@@ -2766,18 +3203,7 @@
                 <w:highlight w:val="none"/>
                 <w:lang w:val="en-US" w:eastAsia="zh-CN" w:bidi="ar-SA"/>
               </w:rPr>
-            </w:pPr>
-            <w:r>
-              <w:rPr>
-                <w:rFonts w:hint="eastAsia" w:ascii="Times New Roman" w:hAnsi="Times New Roman" w:eastAsia="微软雅黑" w:cs="Times New Roman"/>
-                <w:b w:val="0"/>
-                <w:bCs w:val="0"/>
-                <w:sz w:val="21"/>
-                <w:szCs w:val="21"/>
-                <w:highlight w:val="none"/>
-                <w:lang w:val="en-US" w:eastAsia="zh-CN" w:bidi="ar-SA"/>
-              </w:rPr>
-              <w:t>{%tr if PDInfo %}</w:t>
+              <w:t>{%tr endif %}</w:t>
             </w:r>
           </w:p>
         </w:tc>
@@ -2830,429 +3256,6 @@
               <w:adjustRightInd/>
               <w:snapToGrid/>
               <w:spacing w:line="240" w:lineRule="auto"/>
-              <w:ind w:left="119" w:leftChars="0"/>
-              <w:textAlignment w:val="auto"/>
-              <w:rPr>
-                <w:rFonts w:ascii="Times New Roman" w:hAnsi="Times New Roman" w:eastAsia="微软雅黑" w:cs="Times New Roman"/>
-                <w:b w:val="0"/>
-                <w:bCs w:val="0"/>
-                <w:sz w:val="21"/>
-                <w:szCs w:val="21"/>
-                <w:highlight w:val="none"/>
-                <w:lang w:val="en-US" w:eastAsia="zh-CN" w:bidi="ar-SA"/>
-              </w:rPr>
-            </w:pPr>
-            <w:r>
-              <w:rPr>
-                <w:rFonts w:ascii="Times New Roman" w:hAnsi="Times New Roman" w:eastAsia="微软雅黑" w:cs="Times New Roman"/>
-                <w:b w:val="0"/>
-                <w:bCs w:val="0"/>
-                <w:sz w:val="21"/>
-                <w:szCs w:val="21"/>
-                <w:highlight w:val="none"/>
-              </w:rPr>
-              <w:t>PD-L1蛋白表达水平</w:t>
-            </w:r>
-            <w:r>
-              <w:rPr>
-                <w:rFonts w:ascii="Times New Roman" w:hAnsi="Times New Roman" w:eastAsia="微软雅黑" w:cs="Times New Roman"/>
-                <w:b w:val="0"/>
-                <w:bCs w:val="0"/>
-                <w:sz w:val="21"/>
-                <w:szCs w:val="21"/>
-                <w:highlight w:val="none"/>
-              </w:rPr>
-              <w:tab/>
-            </w:r>
-          </w:p>
-        </w:tc>
-        <w:tc>
-          <w:tcPr>
-            <w:tcW w:w="5682" w:type="dxa"/>
-            <w:tcBorders>
-              <w:tl2br w:val="nil"/>
-              <w:tr2bl w:val="nil"/>
-            </w:tcBorders>
-            <w:shd w:val="clear" w:color="auto" w:fill="auto"/>
-            <w:vAlign w:val="center"/>
-          </w:tcPr>
-          <w:p>
-            <w:pPr>
-              <w:pStyle w:val="33"/>
-              <w:keepNext w:val="0"/>
-              <w:keepLines w:val="0"/>
-              <w:pageBreakBefore w:val="0"/>
-              <w:widowControl w:val="0"/>
-              <w:kinsoku/>
-              <w:wordWrap/>
-              <w:overflowPunct/>
-              <w:topLinePunct w:val="0"/>
-              <w:autoSpaceDE/>
-              <w:autoSpaceDN/>
-              <w:bidi w:val="0"/>
-              <w:adjustRightInd/>
-              <w:snapToGrid/>
-              <w:spacing w:line="240" w:lineRule="auto"/>
-              <w:ind w:left="119" w:leftChars="0" w:right="119" w:rightChars="0"/>
-              <w:jc w:val="left"/>
-              <w:textAlignment w:val="auto"/>
-              <w:rPr>
-                <w:rFonts w:ascii="Times New Roman" w:hAnsi="Times New Roman" w:eastAsia="微软雅黑" w:cs="Times New Roman"/>
-                <w:b w:val="0"/>
-                <w:bCs w:val="0"/>
-                <w:sz w:val="21"/>
-                <w:szCs w:val="21"/>
-                <w:highlight w:val="none"/>
-                <w:lang w:val="en-US" w:eastAsia="zh-CN" w:bidi="ar-SA"/>
-              </w:rPr>
-            </w:pPr>
-            <w:r>
-              <w:rPr>
-                <w:rFonts w:hint="eastAsia" w:ascii="Times New Roman" w:hAnsi="Times New Roman" w:eastAsia="微软雅黑" w:cs="Times New Roman"/>
-                <w:b w:val="0"/>
-                <w:bCs w:val="0"/>
-                <w:color w:val="auto"/>
-                <w:sz w:val="21"/>
-                <w:szCs w:val="21"/>
-                <w:highlight w:val="none"/>
-                <w:lang w:eastAsia="zh-CN"/>
-              </w:rPr>
-              <w:t>使用{{</w:t>
-            </w:r>
-            <w:r>
-              <w:rPr>
-                <w:rFonts w:ascii="Times New Roman" w:hAnsi="Times New Roman" w:eastAsia="微软雅黑" w:cs="Times New Roman"/>
-                <w:b w:val="0"/>
-                <w:bCs w:val="0"/>
-                <w:color w:val="auto"/>
-                <w:sz w:val="21"/>
-                <w:szCs w:val="21"/>
-                <w:highlight w:val="none"/>
-                <w:lang w:eastAsia="zh-CN"/>
-              </w:rPr>
-              <w:t xml:space="preserve"> PDInfo</w:t>
-            </w:r>
-            <w:r>
-              <w:rPr>
-                <w:rFonts w:hint="eastAsia" w:ascii="Times New Roman" w:hAnsi="Times New Roman" w:eastAsia="微软雅黑" w:cs="Times New Roman"/>
-                <w:b w:val="0"/>
-                <w:bCs w:val="0"/>
-                <w:color w:val="auto"/>
-                <w:sz w:val="21"/>
-                <w:szCs w:val="21"/>
-                <w:highlight w:val="none"/>
-                <w:lang w:eastAsia="zh-CN"/>
-              </w:rPr>
-              <w:t>.</w:t>
-            </w:r>
-            <w:r>
-              <w:rPr>
-                <w:rFonts w:ascii="Times New Roman" w:hAnsi="Times New Roman" w:eastAsia="微软雅黑" w:cs="Times New Roman"/>
-                <w:b w:val="0"/>
-                <w:bCs w:val="0"/>
-                <w:color w:val="auto"/>
-                <w:sz w:val="21"/>
-                <w:szCs w:val="21"/>
-                <w:highlight w:val="none"/>
-                <w:lang w:eastAsia="zh-CN"/>
-              </w:rPr>
-              <w:t>Detect_antibody</w:t>
-            </w:r>
-            <w:r>
-              <w:rPr>
-                <w:rFonts w:hint="eastAsia" w:ascii="Times New Roman" w:hAnsi="Times New Roman" w:eastAsia="微软雅黑" w:cs="Times New Roman"/>
-                <w:b w:val="0"/>
-                <w:bCs w:val="0"/>
-                <w:color w:val="auto"/>
-                <w:sz w:val="21"/>
-                <w:szCs w:val="21"/>
-                <w:highlight w:val="none"/>
-                <w:lang w:eastAsia="zh-CN"/>
-              </w:rPr>
-              <w:t xml:space="preserve"> }}抗体；T</w:t>
-            </w:r>
-            <w:r>
-              <w:rPr>
-                <w:rFonts w:ascii="Times New Roman" w:hAnsi="Times New Roman" w:eastAsia="微软雅黑" w:cs="Times New Roman"/>
-                <w:b w:val="0"/>
-                <w:bCs w:val="0"/>
-                <w:color w:val="auto"/>
-                <w:sz w:val="21"/>
-                <w:szCs w:val="21"/>
-                <w:highlight w:val="none"/>
-                <w:lang w:eastAsia="zh-CN"/>
-              </w:rPr>
-              <w:t>PS</w:t>
-            </w:r>
-            <w:r>
-              <w:rPr>
-                <w:rFonts w:hint="eastAsia" w:ascii="Times New Roman" w:hAnsi="Times New Roman" w:eastAsia="微软雅黑" w:cs="Times New Roman"/>
-                <w:b w:val="0"/>
-                <w:bCs w:val="0"/>
-                <w:color w:val="auto"/>
-                <w:sz w:val="21"/>
-                <w:szCs w:val="21"/>
-                <w:highlight w:val="none"/>
-                <w:lang w:eastAsia="zh-CN"/>
-              </w:rPr>
-              <w:t>:</w:t>
-            </w:r>
-            <w:r>
-              <w:rPr>
-                <w:rFonts w:ascii="Times New Roman" w:hAnsi="Times New Roman" w:eastAsia="微软雅黑" w:cs="Times New Roman"/>
-                <w:b w:val="0"/>
-                <w:bCs w:val="0"/>
-                <w:color w:val="auto"/>
-                <w:sz w:val="21"/>
-                <w:szCs w:val="21"/>
-                <w:highlight w:val="none"/>
-                <w:lang w:eastAsia="zh-CN"/>
-              </w:rPr>
-              <w:t xml:space="preserve"> </w:t>
-            </w:r>
-            <w:r>
-              <w:rPr>
-                <w:rFonts w:hint="eastAsia" w:ascii="Times New Roman" w:hAnsi="Times New Roman" w:eastAsia="微软雅黑" w:cs="Times New Roman"/>
-                <w:b w:val="0"/>
-                <w:bCs w:val="0"/>
-                <w:color w:val="auto"/>
-                <w:sz w:val="21"/>
-                <w:szCs w:val="21"/>
-                <w:highlight w:val="none"/>
-                <w:lang w:eastAsia="zh-CN"/>
-              </w:rPr>
-              <w:t>{{</w:t>
-            </w:r>
-            <w:r>
-              <w:rPr>
-                <w:rFonts w:ascii="Times New Roman" w:hAnsi="Times New Roman" w:eastAsia="微软雅黑" w:cs="Times New Roman"/>
-                <w:b w:val="0"/>
-                <w:bCs w:val="0"/>
-                <w:color w:val="auto"/>
-                <w:sz w:val="21"/>
-                <w:szCs w:val="21"/>
-                <w:highlight w:val="none"/>
-                <w:lang w:eastAsia="zh-CN"/>
-              </w:rPr>
-              <w:t xml:space="preserve"> PDInfo</w:t>
-            </w:r>
-            <w:r>
-              <w:rPr>
-                <w:rFonts w:hint="eastAsia" w:ascii="Times New Roman" w:hAnsi="Times New Roman" w:eastAsia="微软雅黑" w:cs="Times New Roman"/>
-                <w:b w:val="0"/>
-                <w:bCs w:val="0"/>
-                <w:color w:val="auto"/>
-                <w:sz w:val="21"/>
-                <w:szCs w:val="21"/>
-                <w:highlight w:val="none"/>
-                <w:lang w:eastAsia="zh-CN"/>
-              </w:rPr>
-              <w:t>.TPS }}，</w:t>
-            </w:r>
-            <w:r>
-              <w:rPr>
-                <w:rFonts w:ascii="Times New Roman" w:hAnsi="Times New Roman" w:eastAsia="微软雅黑" w:cs="Times New Roman"/>
-                <w:b w:val="0"/>
-                <w:bCs w:val="0"/>
-                <w:color w:val="auto"/>
-                <w:sz w:val="21"/>
-                <w:szCs w:val="21"/>
-                <w:highlight w:val="none"/>
-                <w:lang w:eastAsia="zh-CN"/>
-              </w:rPr>
-              <w:t xml:space="preserve"> CPS </w:t>
-            </w:r>
-            <w:r>
-              <w:rPr>
-                <w:rFonts w:hint="eastAsia" w:ascii="Times New Roman" w:hAnsi="Times New Roman" w:eastAsia="微软雅黑" w:cs="Times New Roman"/>
-                <w:b w:val="0"/>
-                <w:bCs w:val="0"/>
-                <w:color w:val="auto"/>
-                <w:sz w:val="21"/>
-                <w:szCs w:val="21"/>
-                <w:highlight w:val="none"/>
-                <w:lang w:eastAsia="zh-CN"/>
-              </w:rPr>
-              <w:t>:</w:t>
-            </w:r>
-            <w:r>
-              <w:rPr>
-                <w:rFonts w:ascii="Times New Roman" w:hAnsi="Times New Roman" w:eastAsia="微软雅黑" w:cs="Times New Roman"/>
-                <w:b w:val="0"/>
-                <w:bCs w:val="0"/>
-                <w:color w:val="auto"/>
-                <w:sz w:val="21"/>
-                <w:szCs w:val="21"/>
-                <w:highlight w:val="none"/>
-                <w:lang w:eastAsia="zh-CN"/>
-              </w:rPr>
-              <w:t xml:space="preserve"> </w:t>
-            </w:r>
-            <w:r>
-              <w:rPr>
-                <w:rFonts w:hint="eastAsia" w:ascii="Times New Roman" w:hAnsi="Times New Roman" w:eastAsia="微软雅黑" w:cs="Times New Roman"/>
-                <w:b w:val="0"/>
-                <w:bCs w:val="0"/>
-                <w:color w:val="auto"/>
-                <w:sz w:val="21"/>
-                <w:szCs w:val="21"/>
-                <w:highlight w:val="none"/>
-                <w:lang w:eastAsia="zh-CN"/>
-              </w:rPr>
-              <w:t>{{</w:t>
-            </w:r>
-            <w:r>
-              <w:rPr>
-                <w:rFonts w:ascii="Times New Roman" w:hAnsi="Times New Roman" w:eastAsia="微软雅黑" w:cs="Times New Roman"/>
-                <w:b w:val="0"/>
-                <w:bCs w:val="0"/>
-                <w:color w:val="auto"/>
-                <w:sz w:val="21"/>
-                <w:szCs w:val="21"/>
-                <w:highlight w:val="none"/>
-                <w:lang w:eastAsia="zh-CN"/>
-              </w:rPr>
-              <w:t xml:space="preserve"> PDInfo</w:t>
-            </w:r>
-            <w:r>
-              <w:rPr>
-                <w:rFonts w:hint="eastAsia" w:ascii="Times New Roman" w:hAnsi="Times New Roman" w:eastAsia="微软雅黑" w:cs="Times New Roman"/>
-                <w:b w:val="0"/>
-                <w:bCs w:val="0"/>
-                <w:color w:val="auto"/>
-                <w:sz w:val="21"/>
-                <w:szCs w:val="21"/>
-                <w:highlight w:val="none"/>
-                <w:lang w:eastAsia="zh-CN"/>
-              </w:rPr>
-              <w:t>.CPS }}</w:t>
-            </w:r>
-          </w:p>
-        </w:tc>
-      </w:tr>
-      <w:tr>
-        <w:tblPrEx>
-          <w:tblBorders>
-            <w:top w:val="single" w:color="243F61" w:themeColor="accent1" w:themeShade="7F" w:sz="24" w:space="0"/>
-            <w:left w:val="none" w:color="auto" w:sz="0" w:space="0"/>
-            <w:bottom w:val="single" w:color="243F61" w:themeColor="accent1" w:themeShade="7F" w:sz="6" w:space="0"/>
-            <w:right w:val="none" w:color="auto" w:sz="0" w:space="0"/>
-            <w:insideH w:val="single" w:color="243F61" w:themeColor="accent1" w:themeShade="7F" w:sz="6" w:space="0"/>
-            <w:insideV w:val="single" w:color="243F61" w:themeColor="accent1" w:themeShade="7F" w:sz="6" w:space="0"/>
-          </w:tblBorders>
-          <w:tblCellMar>
-            <w:top w:w="0" w:type="dxa"/>
-            <w:left w:w="0" w:type="dxa"/>
-            <w:bottom w:w="0" w:type="dxa"/>
-            <w:right w:w="0" w:type="dxa"/>
-          </w:tblCellMar>
-        </w:tblPrEx>
-        <w:trPr>
-          <w:trHeight w:val="488" w:hRule="atLeast"/>
-          <w:jc w:val="center"/>
-        </w:trPr>
-        <w:tc>
-          <w:tcPr>
-            <w:tcW w:w="9558" w:type="dxa"/>
-            <w:gridSpan w:val="2"/>
-            <w:tcBorders>
-              <w:tl2br w:val="nil"/>
-              <w:tr2bl w:val="nil"/>
-            </w:tcBorders>
-            <w:shd w:val="clear" w:color="auto" w:fill="auto"/>
-            <w:vAlign w:val="center"/>
-          </w:tcPr>
-          <w:p>
-            <w:pPr>
-              <w:pStyle w:val="33"/>
-              <w:keepNext w:val="0"/>
-              <w:keepLines w:val="0"/>
-              <w:pageBreakBefore w:val="0"/>
-              <w:widowControl w:val="0"/>
-              <w:kinsoku/>
-              <w:wordWrap/>
-              <w:overflowPunct/>
-              <w:topLinePunct w:val="0"/>
-              <w:autoSpaceDE/>
-              <w:autoSpaceDN/>
-              <w:bidi w:val="0"/>
-              <w:adjustRightInd/>
-              <w:snapToGrid/>
-              <w:spacing w:before="77" w:line="240" w:lineRule="auto"/>
-              <w:ind w:left="119" w:leftChars="0" w:right="119" w:rightChars="0"/>
-              <w:jc w:val="left"/>
-              <w:textAlignment w:val="auto"/>
-              <w:rPr>
-                <w:rFonts w:ascii="Times New Roman" w:hAnsi="Times New Roman" w:eastAsia="微软雅黑" w:cs="Times New Roman"/>
-                <w:sz w:val="21"/>
-                <w:szCs w:val="21"/>
-                <w:highlight w:val="none"/>
-                <w:lang w:val="en-US" w:eastAsia="zh-CN" w:bidi="ar-SA"/>
-              </w:rPr>
-            </w:pPr>
-            <w:r>
-              <w:rPr>
-                <w:rFonts w:hint="eastAsia" w:ascii="Times New Roman" w:hAnsi="Times New Roman" w:eastAsia="微软雅黑" w:cs="Times New Roman"/>
-                <w:b w:val="0"/>
-                <w:bCs w:val="0"/>
-                <w:sz w:val="21"/>
-                <w:szCs w:val="21"/>
-                <w:highlight w:val="none"/>
-                <w:lang w:val="en-US" w:eastAsia="zh-CN" w:bidi="ar-SA"/>
-              </w:rPr>
-              <w:t>{%tr endif %}</w:t>
-            </w:r>
-          </w:p>
-        </w:tc>
-      </w:tr>
-      <w:tr>
-        <w:tblPrEx>
-          <w:tblBorders>
-            <w:top w:val="single" w:color="243F61" w:themeColor="accent1" w:themeShade="7F" w:sz="24" w:space="0"/>
-            <w:left w:val="none" w:color="auto" w:sz="0" w:space="0"/>
-            <w:bottom w:val="single" w:color="243F61" w:themeColor="accent1" w:themeShade="7F" w:sz="6" w:space="0"/>
-            <w:right w:val="none" w:color="auto" w:sz="0" w:space="0"/>
-            <w:insideH w:val="single" w:color="243F61" w:themeColor="accent1" w:themeShade="7F" w:sz="6" w:space="0"/>
-            <w:insideV w:val="single" w:color="243F61" w:themeColor="accent1" w:themeShade="7F" w:sz="6" w:space="0"/>
-          </w:tblBorders>
-          <w:tblCellMar>
-            <w:top w:w="0" w:type="dxa"/>
-            <w:left w:w="0" w:type="dxa"/>
-            <w:bottom w:w="0" w:type="dxa"/>
-            <w:right w:w="0" w:type="dxa"/>
-          </w:tblCellMar>
-        </w:tblPrEx>
-        <w:trPr>
-          <w:trHeight w:val="488" w:hRule="atLeast"/>
-          <w:jc w:val="center"/>
-        </w:trPr>
-        <w:tc>
-          <w:tcPr>
-            <w:tcW w:w="3876" w:type="dxa"/>
-            <w:tcBorders>
-              <w:tl2br w:val="nil"/>
-              <w:tr2bl w:val="nil"/>
-            </w:tcBorders>
-            <w:shd w:val="clear" w:color="auto" w:fill="auto"/>
-            <w:vAlign w:val="center"/>
-          </w:tcPr>
-          <w:p>
-            <w:pPr>
-              <w:pStyle w:val="33"/>
-              <w:keepNext w:val="0"/>
-              <w:keepLines w:val="0"/>
-              <w:pageBreakBefore w:val="0"/>
-              <w:widowControl w:val="0"/>
-              <w:kinsoku/>
-              <w:wordWrap/>
-              <w:overflowPunct/>
-              <w:topLinePunct w:val="0"/>
-              <w:autoSpaceDE/>
-              <w:autoSpaceDN/>
-              <w:bidi w:val="0"/>
-              <w:adjustRightInd/>
-              <w:snapToGrid/>
-              <w:spacing w:line="240" w:lineRule="auto"/>
               <w:ind w:left="119"/>
               <w:jc w:val="both"/>
               <w:textAlignment w:val="auto"/>
@@ -3329,6 +3332,7 @@
             <w:insideH w:val="single" w:color="243F61" w:themeColor="accent1" w:themeShade="7F" w:sz="6" w:space="0"/>
             <w:insideV w:val="single" w:color="243F61" w:themeColor="accent1" w:themeShade="7F" w:sz="6" w:space="0"/>
           </w:tblBorders>
+          <w:shd w:val="clear" w:color="auto" w:fill="auto"/>
           <w:tblCellMar>
             <w:top w:w="0" w:type="dxa"/>
             <w:left w:w="0" w:type="dxa"/>
@@ -3590,6 +3594,12 @@
             <w:insideH w:val="none" w:color="auto" w:sz="0" w:space="0"/>
             <w:insideV w:val="none" w:color="auto" w:sz="0" w:space="0"/>
           </w:tblBorders>
+          <w:tblCellMar>
+            <w:top w:w="0" w:type="dxa"/>
+            <w:left w:w="108" w:type="dxa"/>
+            <w:bottom w:w="0" w:type="dxa"/>
+            <w:right w:w="108" w:type="dxa"/>
+          </w:tblCellMar>
         </w:tblPrEx>
         <w:trPr>
           <w:jc w:val="center"/>
@@ -3744,9 +3754,9 @@
         </w:rPr>
       </w:pPr>
       <w:bookmarkStart w:id="4" w:name="_Toc20136_WPSOffice_Level1"/>
-      <w:bookmarkStart w:id="5" w:name="_Toc499"/>
-      <w:bookmarkStart w:id="6" w:name="_Toc22132"/>
-      <w:bookmarkStart w:id="7" w:name="_Toc19898_WPSOffice_Level1"/>
+      <w:bookmarkStart w:id="5" w:name="_Toc19898_WPSOffice_Level1"/>
+      <w:bookmarkStart w:id="6" w:name="_Toc499"/>
+      <w:bookmarkStart w:id="7" w:name="_Toc22132"/>
       <w:bookmarkStart w:id="8" w:name="_Toc2781"/>
       <w:bookmarkStart w:id="9" w:name="_Toc2819"/>
       <w:r>
@@ -3797,10 +3807,10 @@
       </w:pPr>
       <w:bookmarkStart w:id="10" w:name="_Toc18062_WPSOffice_Level2"/>
       <w:bookmarkStart w:id="11" w:name="_Toc3049"/>
-      <w:bookmarkStart w:id="12" w:name="_Toc10877"/>
-      <w:bookmarkStart w:id="13" w:name="_Toc11015_WPSOffice_Level2"/>
-      <w:bookmarkStart w:id="14" w:name="_Toc9088"/>
-      <w:bookmarkStart w:id="15" w:name="_Toc23375"/>
+      <w:bookmarkStart w:id="12" w:name="_Toc11015_WPSOffice_Level2"/>
+      <w:bookmarkStart w:id="13" w:name="_Toc23375"/>
+      <w:bookmarkStart w:id="14" w:name="_Toc10877"/>
+      <w:bookmarkStart w:id="15" w:name="_Toc9088"/>
       <w:r>
         <w:rPr>
           <w:rFonts w:hint="eastAsia" w:ascii="微软雅黑" w:hAnsi="微软雅黑" w:eastAsia="微软雅黑" w:cs="微软雅黑"/>
@@ -4465,7 +4475,27 @@
                 <w:szCs w:val="21"/>
                 <w:lang w:eastAsia="zh-CN"/>
               </w:rPr>
-              <w:t>{{ tip.ExonicFunc }}</w:t>
+              <w:t>{{ tip.ExonicFunc</w:t>
+            </w:r>
+            <w:r>
+              <w:rPr>
+                <w:rFonts w:hint="eastAsia" w:ascii="Times New Roman" w:hAnsi="Times New Roman" w:eastAsia="微软雅黑" w:cs="Times New Roman"/>
+                <w:sz w:val="21"/>
+                <w:szCs w:val="21"/>
+                <w:lang w:val="en-US" w:eastAsia="zh-CN"/>
+              </w:rPr>
+              <w:t>3</w:t>
+            </w:r>
+            <w:bookmarkStart w:id="42" w:name="_GoBack"/>
+            <w:bookmarkEnd w:id="42"/>
+            <w:r>
+              <w:rPr>
+                <w:rFonts w:hint="eastAsia" w:ascii="Times New Roman" w:hAnsi="Times New Roman" w:eastAsia="微软雅黑" w:cs="Times New Roman"/>
+                <w:sz w:val="21"/>
+                <w:szCs w:val="21"/>
+                <w:lang w:eastAsia="zh-CN"/>
+              </w:rPr>
+              <w:t xml:space="preserve"> }}</w:t>
             </w:r>
           </w:p>
         </w:tc>
@@ -6308,9 +6338,9 @@
           <w:lang w:val="en-US" w:eastAsia="zh-CN"/>
         </w:rPr>
       </w:pPr>
-      <w:bookmarkStart w:id="16" w:name="_Toc9387"/>
-      <w:bookmarkStart w:id="17" w:name="_Toc106719764"/>
-      <w:bookmarkStart w:id="18" w:name="_Toc10223"/>
+      <w:bookmarkStart w:id="16" w:name="_Toc10223"/>
+      <w:bookmarkStart w:id="17" w:name="_Toc9387"/>
+      <w:bookmarkStart w:id="18" w:name="_Toc106719764"/>
       <w:bookmarkStart w:id="19" w:name="_Toc20034"/>
       <w:r>
         <w:rPr>
@@ -9500,10 +9530,10 @@
           <w:shd w:val="clear" w:color="auto" w:fill="1F3864"/>
         </w:rPr>
       </w:pPr>
-      <w:bookmarkStart w:id="20" w:name="_Toc527112385"/>
-      <w:bookmarkStart w:id="21" w:name="_Toc526855037"/>
-      <w:bookmarkStart w:id="22" w:name="_Toc25428"/>
-      <w:bookmarkStart w:id="23" w:name="_Toc534637498"/>
+      <w:bookmarkStart w:id="20" w:name="_Toc25428"/>
+      <w:bookmarkStart w:id="21" w:name="_Toc534637498"/>
+      <w:bookmarkStart w:id="22" w:name="_Toc526855037"/>
+      <w:bookmarkStart w:id="23" w:name="_Toc527112385"/>
       <w:r>
         <w:rPr>
           <w:rFonts w:hint="eastAsia" w:ascii="微软雅黑" w:hAnsi="微软雅黑" w:eastAsia="微软雅黑" w:cs="微软雅黑"/>
@@ -9559,11 +9589,11 @@
           <w:lang w:val="en-US" w:eastAsia="zh-CN"/>
         </w:rPr>
       </w:pPr>
-      <w:bookmarkStart w:id="24" w:name="_Toc22255"/>
-      <w:bookmarkStart w:id="25" w:name="_Toc23606"/>
-      <w:bookmarkStart w:id="26" w:name="_Toc4331_WPSOffice_Level2"/>
-      <w:bookmarkStart w:id="27" w:name="_Toc6468"/>
-      <w:bookmarkStart w:id="28" w:name="_Toc32443_WPSOffice_Level2"/>
+      <w:bookmarkStart w:id="24" w:name="_Toc23606"/>
+      <w:bookmarkStart w:id="25" w:name="_Toc6468"/>
+      <w:bookmarkStart w:id="26" w:name="_Toc32443_WPSOffice_Level2"/>
+      <w:bookmarkStart w:id="27" w:name="_Toc22255"/>
+      <w:bookmarkStart w:id="28" w:name="_Toc4331_WPSOffice_Level2"/>
       <w:r>
         <w:rPr>
           <w:rFonts w:hint="eastAsia" w:ascii="微软雅黑" w:hAnsi="微软雅黑" w:eastAsia="微软雅黑" w:cs="微软雅黑"/>
@@ -9720,9 +9750,9 @@
           </w14:textFill>
         </w:rPr>
       </w:pPr>
-      <w:bookmarkStart w:id="29" w:name="_Toc18091_WPSOffice_Level3"/>
-      <w:bookmarkStart w:id="30" w:name="_Toc6931_WPSOffice_Level3"/>
-      <w:bookmarkStart w:id="31" w:name="_Toc15289_WPSOffice_Level3"/>
+      <w:bookmarkStart w:id="29" w:name="_Toc15289_WPSOffice_Level3"/>
+      <w:bookmarkStart w:id="30" w:name="_Toc18091_WPSOffice_Level3"/>
+      <w:bookmarkStart w:id="31" w:name="_Toc6931_WPSOffice_Level3"/>
       <w:r>
         <w:rPr>
           <w:rFonts w:hint="eastAsia" w:ascii="Times New Roman" w:hAnsi="Times New Roman" w:eastAsia="微软雅黑" w:cs="Times New Roman"/>
@@ -13071,6 +13101,12 @@
             <w:insideH w:val="dotted" w:color="45A3A7" w:sz="4" w:space="0"/>
             <w:insideV w:val="dotted" w:color="45A3A7" w:sz="4" w:space="0"/>
           </w:tblBorders>
+          <w:tblCellMar>
+            <w:top w:w="0" w:type="dxa"/>
+            <w:left w:w="108" w:type="dxa"/>
+            <w:bottom w:w="0" w:type="dxa"/>
+            <w:right w:w="108" w:type="dxa"/>
+          </w:tblCellMar>
         </w:tblPrEx>
         <w:trPr>
           <w:trHeight w:val="329" w:hRule="atLeast"/>
@@ -13403,8 +13439,6 @@
         </w:rPr>
         <w:t>1</w:t>
       </w:r>
-      <w:bookmarkStart w:id="42" w:name="_GoBack"/>
-      <w:bookmarkEnd w:id="42"/>
       <w:r>
         <w:rPr>
           <w:rFonts w:hint="eastAsia" w:ascii="Times New Roman" w:hAnsi="Times New Roman" w:eastAsia="微软雅黑" w:cs="Times New Roman"/>
@@ -15466,6 +15500,12 @@
             <w:insideH w:val="dashed" w:color="244061" w:sz="4" w:space="0"/>
             <w:insideV w:val="dashed" w:color="244061" w:sz="4" w:space="0"/>
           </w:tblBorders>
+          <w:tblCellMar>
+            <w:top w:w="0" w:type="dxa"/>
+            <w:left w:w="108" w:type="dxa"/>
+            <w:bottom w:w="0" w:type="dxa"/>
+            <w:right w:w="108" w:type="dxa"/>
+          </w:tblCellMar>
         </w:tblPrEx>
         <w:trPr>
           <w:trHeight w:val="417" w:hRule="atLeast"/>
@@ -19319,8 +19359,8 @@
           <w:lang w:val="en-US" w:eastAsia="zh-CN"/>
         </w:rPr>
       </w:pPr>
-      <w:bookmarkStart w:id="32" w:name="_Toc534637499"/>
-      <w:bookmarkStart w:id="33" w:name="_Toc527112386"/>
+      <w:bookmarkStart w:id="32" w:name="_Toc527112386"/>
+      <w:bookmarkStart w:id="33" w:name="_Toc534637499"/>
       <w:bookmarkStart w:id="34" w:name="_Toc526855038"/>
       <w:r>
         <w:rPr>
@@ -21787,13 +21827,13 @@
           <w:lang w:val="en-US" w:eastAsia="zh-CN"/>
         </w:rPr>
       </w:pPr>
-      <w:bookmarkStart w:id="35" w:name="_Toc22458"/>
-      <w:bookmarkStart w:id="36" w:name="_Toc19099"/>
-      <w:bookmarkStart w:id="37" w:name="_Toc28910_WPSOffice_Level1"/>
-      <w:bookmarkStart w:id="38" w:name="_Toc22484_WPSOffice_Level1"/>
-      <w:bookmarkStart w:id="39" w:name="_Toc30533"/>
-      <w:bookmarkStart w:id="40" w:name="_Toc7549"/>
-      <w:bookmarkStart w:id="41" w:name="_Toc16368_WPSOffice_Level1"/>
+      <w:bookmarkStart w:id="35" w:name="_Toc19099"/>
+      <w:bookmarkStart w:id="36" w:name="_Toc22484_WPSOffice_Level1"/>
+      <w:bookmarkStart w:id="37" w:name="_Toc30533"/>
+      <w:bookmarkStart w:id="38" w:name="_Toc7549"/>
+      <w:bookmarkStart w:id="39" w:name="_Toc28910_WPSOffice_Level1"/>
+      <w:bookmarkStart w:id="40" w:name="_Toc16368_WPSOffice_Level1"/>
+      <w:bookmarkStart w:id="41" w:name="_Toc22458"/>
       <w:r>
         <w:rPr>
           <w:rFonts w:hint="eastAsia" w:ascii="微软雅黑" w:hAnsi="微软雅黑" w:eastAsia="微软雅黑" w:cs="微软雅黑"/>
